--- a/assets/Hilux-Fokou-Ngoumo-Community-Resume.docx
+++ b/assets/Hilux-Fokou-Ngoumo-Community-Resume.docx
@@ -37,7 +37,7 @@
           <w:color w:val="3F4657"/>
           <w:sz w:val="18"/>
         </w:rPr>
-        <w:t>Bertoua, Cameroon / Saint Petersburg, Russia · +237 6 52 06 08 80 · hiluxfokou33@gmail.com</w:t>
+        <w:t>+237 6 52 06 08 80 · hiluxfokou33@gmail.com</w:t>
       </w:r>
     </w:p>
     <w:p>
@@ -265,7 +265,7 @@
           <w:sz w:val="18"/>
         </w:rPr>
         <w:tab/>
-        <w:t>Sep 2022 – Present</w:t>
+        <w:t>Sep 2022 – May 2026</w:t>
       </w:r>
     </w:p>
     <w:p>
@@ -322,7 +322,7 @@
           <w:sz w:val="18"/>
         </w:rPr>
         <w:tab/>
-        <w:t>2019 – Present</w:t>
+        <w:t>2019 – May 2026</w:t>
       </w:r>
     </w:p>
     <w:p>
@@ -550,6 +550,50 @@
         </w:rPr>
         <w:tab/>
         <w:t>2025 – Present</w:t>
+      </w:r>
+    </w:p>
+    <w:p>
+      <w:pPr>
+        <w:tabs>
+          <w:tab w:pos="9936" w:val="right"/>
+        </w:tabs>
+        <w:spacing w:after="0"/>
+      </w:pPr>
+      <w:r>
+        <w:rPr>
+          <w:b/>
+          <w:sz w:val="20"/>
+        </w:rPr>
+        <w:t>Semester Exchange, Information Security</w:t>
+      </w:r>
+      <w:r>
+        <w:rPr>
+          <w:color w:val="3F4657"/>
+          <w:sz w:val="20"/>
+        </w:rPr>
+        <w:t xml:space="preserve">  —  Parul University, India</w:t>
+      </w:r>
+      <w:r>
+        <w:rPr>
+          <w:b/>
+          <w:color w:val="5A6273"/>
+          <w:sz w:val="18"/>
+        </w:rPr>
+        <w:tab/>
+        <w:t>Aug 2026 – Feb 2027</w:t>
+      </w:r>
+    </w:p>
+    <w:p>
+      <w:pPr>
+        <w:pStyle w:val="ListBullet"/>
+        <w:spacing w:after="20"/>
+        <w:ind w:left="317"/>
+      </w:pPr>
+      <w:r>
+        <w:rPr>
+          <w:sz w:val="20"/>
+        </w:rPr>
+        <w:t>Exchange semester within the ITMO MSc programme.</w:t>
       </w:r>
     </w:p>
     <w:p>
